--- a/Docs/SecurityDocs/AD11-LETTER OF UNDERTAKING FROM PARTNERS.docx
+++ b/Docs/SecurityDocs/AD11-LETTER OF UNDERTAKING FROM PARTNERS.docx
@@ -1,6 +1,6 @@
 
 <file path=word/document.xml><?xml version="1.0" encoding="utf-8"?>
-<w:document xmlns:wpc="http://schemas.microsoft.com/office/word/2010/wordprocessingCanvas" xmlns:cx="http://schemas.microsoft.com/office/drawing/2014/chartex" xmlns:cx1="http://schemas.microsoft.com/office/drawing/2015/9/8/chartex" xmlns:cx2="http://schemas.microsoft.com/office/drawing/2015/10/21/chartex" xmlns:cx3="http://schemas.microsoft.com/office/drawing/2016/5/9/chartex" xmlns:cx4="http://schemas.microsoft.com/office/drawing/2016/5/10/chartex" xmlns:cx5="http://schemas.microsoft.com/office/drawing/2016/5/11/chartex" xmlns:cx6="http://schemas.microsoft.com/office/drawing/2016/5/12/chartex" xmlns:cx7="http://schemas.microsoft.com/office/drawing/2016/5/13/chartex" xmlns:cx8="http://schemas.microsoft.com/office/drawing/2016/5/14/chartex" xmlns:mc="http://schemas.openxmlformats.org/markup-compatibility/2006" xmlns:aink="http://schemas.microsoft.com/office/drawing/2016/ink" xmlns:am3d="http://schemas.microsoft.com/office/drawing/2017/model3d" xmlns:o="urn:schemas-microsoft-com:office:office" xmlns:oel="http://schemas.microsoft.com/office/2019/extlst" xmlns:r="http://schemas.openxmlformats.org/officeDocument/2006/relationships" xmlns:m="http://schemas.openxmlformats.org/officeDocument/2006/math" xmlns:v="urn:schemas-microsoft-com:vml" xmlns:wp14="http://schemas.microsoft.com/office/word/2010/wordprocessingDrawing" xmlns:wp="http://schemas.openxmlformats.org/drawingml/2006/wordprocessingDrawing" xmlns:w10="urn:schemas-microsoft-com:office:word" xmlns:w="http://schemas.openxmlformats.org/wordprocessingml/2006/main" xmlns:w14="http://schemas.microsoft.com/office/word/2010/wordml" xmlns:w15="http://schemas.microsoft.com/office/word/2012/wordml" xmlns:w16cei="http://schemas.microsoft.com/office/word/2026/wordml/cei" xmlns:w16cex="http://schemas.microsoft.com/office/word/2018/wordml/cex" xmlns:w16cid="http://schemas.microsoft.com/office/word/2016/wordml/cid" xmlns:w16="http://schemas.microsoft.com/office/word/2018/wordml" xmlns:w16du="http://schemas.microsoft.com/office/word/2023/wordml/word16du" xmlns:w16sdtdh="http://schemas.microsoft.com/office/word/2020/wordml/sdtdatahash" xmlns:w16sdtfl="http://schemas.microsoft.com/office/word/2024/wordml/sdtformatlock" xmlns:w16se="http://schemas.microsoft.com/office/word/2015/wordml/symex" xmlns:wpg="http://schemas.microsoft.com/office/word/2010/wordprocessingGroup" xmlns:wpi="http://schemas.microsoft.com/office/word/2010/wordprocessingInk" xmlns:wne="http://schemas.microsoft.com/office/word/2006/wordml" xmlns:wps="http://schemas.microsoft.com/office/word/2010/wordprocessingShape" mc:Ignorable="w14 w15 w16se w16cid w16 w16cex w16sdtdh w16sdtfl w16du wp14">
+<w:document xmlns:wpc="http://schemas.microsoft.com/office/word/2010/wordprocessingCanvas" xmlns:cx="http://schemas.microsoft.com/office/drawing/2014/chartex" xmlns:cx1="http://schemas.microsoft.com/office/drawing/2015/9/8/chartex" xmlns:cx2="http://schemas.microsoft.com/office/drawing/2015/10/21/chartex" xmlns:cx3="http://schemas.microsoft.com/office/drawing/2016/5/9/chartex" xmlns:cx4="http://schemas.microsoft.com/office/drawing/2016/5/10/chartex" xmlns:cx5="http://schemas.microsoft.com/office/drawing/2016/5/11/chartex" xmlns:cx6="http://schemas.microsoft.com/office/drawing/2016/5/12/chartex" xmlns:cx7="http://schemas.microsoft.com/office/drawing/2016/5/13/chartex" xmlns:cx8="http://schemas.microsoft.com/office/drawing/2016/5/14/chartex" xmlns:mc="http://schemas.openxmlformats.org/markup-compatibility/2006" xmlns:aink="http://schemas.microsoft.com/office/drawing/2016/ink" xmlns:am3d="http://schemas.microsoft.com/office/drawing/2017/model3d" xmlns:o="urn:schemas-microsoft-com:office:office" xmlns:oel="http://schemas.microsoft.com/office/2019/extlst" xmlns:r="http://schemas.openxmlformats.org/officeDocument/2006/relationships" xmlns:m="http://schemas.openxmlformats.org/officeDocument/2006/math" xmlns:v="urn:schemas-microsoft-com:vml" xmlns:wp14="http://schemas.microsoft.com/office/word/2010/wordprocessingDrawing" xmlns:wp="http://schemas.openxmlformats.org/drawingml/2006/wordprocessingDrawing" xmlns:w10="urn:schemas-microsoft-com:office:word" xmlns:w="http://schemas.openxmlformats.org/wordprocessingml/2006/main" xmlns:w14="http://schemas.microsoft.com/office/word/2010/wordml" xmlns:w15="http://schemas.microsoft.com/office/word/2012/wordml" xmlns:w16cex="http://schemas.microsoft.com/office/word/2018/wordml/cex" xmlns:w16cid="http://schemas.microsoft.com/office/word/2016/wordml/cid" xmlns:w16="http://schemas.microsoft.com/office/word/2018/wordml" xmlns:w16du="http://schemas.microsoft.com/office/word/2023/wordml/word16du" xmlns:w16sdtdh="http://schemas.microsoft.com/office/word/2020/wordml/sdtdatahash" xmlns:w16sdtfl="http://schemas.microsoft.com/office/word/2024/wordml/sdtformatlock" xmlns:w16se="http://schemas.microsoft.com/office/word/2015/wordml/symex" xmlns:wpg="http://schemas.microsoft.com/office/word/2010/wordprocessingGroup" xmlns:wpi="http://schemas.microsoft.com/office/word/2010/wordprocessingInk" xmlns:wne="http://schemas.microsoft.com/office/word/2006/wordml" xmlns:wps="http://schemas.microsoft.com/office/word/2010/wordprocessingShape" mc:Ignorable="w14 w15 w16se w16cid w16 w16cex w16sdtdh w16sdtfl w16du wp14">
   <w:body>
     <w:p>
       <w:pPr>
@@ -176,25 +176,37 @@
       </w:r>
       <w:proofErr w:type="spellEnd"/>
       <w:r>
-        <w:t>) facility to the extent of</w:t>
-      </w:r>
-      <w:r>
-        <w:t xml:space="preserve"> Rs.</w:t>
-      </w:r>
-      <w:r>
-        <w:t xml:space="preserve"> {{CASH_CREDIT_LIMIT_FIGURE}} (Rupees {{CASH_CREDIT_LIMIT_WORDS}}</w:t>
-      </w:r>
-      <w:r>
-        <w:t xml:space="preserve"> only) we have executed the hypothecation</w:t>
-      </w:r>
-      <w:r>
-        <w:t xml:space="preserve"> agreement dated {{HYPOTHECATION_AGREEMENT_DATE}} </w:t>
-      </w:r>
-      <w:r>
-        <w:t xml:space="preserve">whereby we have hypothecated the firm’s machinery/stocks which are </w:t>
-      </w:r>
-      <w:r>
-        <w:t xml:space="preserve">more particularly set out in the schedule to the aforesaid Hypothecation Agreement. </w:t>
+        <w:t xml:space="preserve">) facility to the extent of Rs. </w:t>
+      </w:r>
+      <w:r>
+        <w:rPr>
+          <w:b/>
+          <w:bCs/>
+        </w:rPr>
+        <w:t>{{CASH_CREDIT_LIMIT_FIGURE}}</w:t>
+      </w:r>
+      <w:r>
+        <w:t xml:space="preserve"> (Rupees </w:t>
+      </w:r>
+      <w:r>
+        <w:rPr>
+          <w:b/>
+          <w:bCs/>
+        </w:rPr>
+        <w:t>{{CASH_CREDIT_LIMIT_WORDS}}</w:t>
+      </w:r>
+      <w:r>
+        <w:t xml:space="preserve"> only) we have executed the hypothecation agreement dated </w:t>
+      </w:r>
+      <w:r>
+        <w:rPr>
+          <w:b/>
+          <w:bCs/>
+        </w:rPr>
+        <w:t>{{HYPOTHECATION_AGREEMENT_DATE}}</w:t>
+      </w:r>
+      <w:r>
+        <w:t xml:space="preserve"> whereby we have hypothecated the firm’s machinery/stocks which are more particularly set out in the schedule to the aforesaid Hypothecation Agreement. </w:t>
       </w:r>
     </w:p>
     <w:p>
@@ -202,22 +214,7 @@
         <w:jc w:val="both"/>
       </w:pPr>
       <w:r>
-        <w:t xml:space="preserve">This is to confirm to the Bank specifically that there are no charges/encumbrances over the firm’s </w:t>
-      </w:r>
-      <w:r>
-        <w:t>machinery/stock other than those charge in your favour covered by the Hypothecation Agreement. We hereby further undertake that till such time our liability to the Bank is outstanding, we will not create any charge</w:t>
-      </w:r>
-      <w:r>
-        <w:t>/further charge in any manner whatsoever on the partner’s stake and investments in the firm</w:t>
-      </w:r>
-      <w:r>
-        <w:t xml:space="preserve"> and also on the capital of the firm without the</w:t>
-      </w:r>
-      <w:r>
-        <w:t xml:space="preserve"> Bank’s</w:t>
-      </w:r>
-      <w:r>
-        <w:t xml:space="preserve"> prior written consent. </w:t>
+        <w:t xml:space="preserve">This is to confirm to the Bank specifically that there are no charges/encumbrances over the firm’s machinery/stock other than those charge in your favour covered by the Hypothecation Agreement. We hereby further undertake that till such time our liability to the Bank is outstanding, we will not create any charge/further charge in any manner whatsoever on the partner’s stake and investments in the firm and also on the capital of the firm without the Bank’s prior written consent. </w:t>
       </w:r>
     </w:p>
     <w:p>
@@ -347,7 +344,7 @@
 </file>
 
 <file path=word/numbering.xml><?xml version="1.0" encoding="utf-8"?>
-<w:numbering xmlns:wpc="http://schemas.microsoft.com/office/word/2010/wordprocessingCanvas" xmlns:cx="http://schemas.microsoft.com/office/drawing/2014/chartex" xmlns:cx1="http://schemas.microsoft.com/office/drawing/2015/9/8/chartex" xmlns:cx2="http://schemas.microsoft.com/office/drawing/2015/10/21/chartex" xmlns:cx3="http://schemas.microsoft.com/office/drawing/2016/5/9/chartex" xmlns:cx4="http://schemas.microsoft.com/office/drawing/2016/5/10/chartex" xmlns:cx5="http://schemas.microsoft.com/office/drawing/2016/5/11/chartex" xmlns:cx6="http://schemas.microsoft.com/office/drawing/2016/5/12/chartex" xmlns:cx7="http://schemas.microsoft.com/office/drawing/2016/5/13/chartex" xmlns:cx8="http://schemas.microsoft.com/office/drawing/2016/5/14/chartex" xmlns:mc="http://schemas.openxmlformats.org/markup-compatibility/2006" xmlns:aink="http://schemas.microsoft.com/office/drawing/2016/ink" xmlns:am3d="http://schemas.microsoft.com/office/drawing/2017/model3d" xmlns:o="urn:schemas-microsoft-com:office:office" xmlns:oel="http://schemas.microsoft.com/office/2019/extlst" xmlns:r="http://schemas.openxmlformats.org/officeDocument/2006/relationships" xmlns:m="http://schemas.openxmlformats.org/officeDocument/2006/math" xmlns:v="urn:schemas-microsoft-com:vml" xmlns:wp14="http://schemas.microsoft.com/office/word/2010/wordprocessingDrawing" xmlns:wp="http://schemas.openxmlformats.org/drawingml/2006/wordprocessingDrawing" xmlns:w10="urn:schemas-microsoft-com:office:word" xmlns:w="http://schemas.openxmlformats.org/wordprocessingml/2006/main" xmlns:w14="http://schemas.microsoft.com/office/word/2010/wordml" xmlns:w15="http://schemas.microsoft.com/office/word/2012/wordml" xmlns:w16cei="http://schemas.microsoft.com/office/word/2026/wordml/cei" xmlns:w16cex="http://schemas.microsoft.com/office/word/2018/wordml/cex" xmlns:w16cid="http://schemas.microsoft.com/office/word/2016/wordml/cid" xmlns:w16="http://schemas.microsoft.com/office/word/2018/wordml" xmlns:w16du="http://schemas.microsoft.com/office/word/2023/wordml/word16du" xmlns:w16sdtdh="http://schemas.microsoft.com/office/word/2020/wordml/sdtdatahash" xmlns:w16sdtfl="http://schemas.microsoft.com/office/word/2024/wordml/sdtformatlock" xmlns:w16se="http://schemas.microsoft.com/office/word/2015/wordml/symex" xmlns:wpg="http://schemas.microsoft.com/office/word/2010/wordprocessingGroup" xmlns:wpi="http://schemas.microsoft.com/office/word/2010/wordprocessingInk" xmlns:wne="http://schemas.microsoft.com/office/word/2006/wordml" xmlns:wps="http://schemas.microsoft.com/office/word/2010/wordprocessingShape" mc:Ignorable="w14 w15 w16se w16cid w16 w16cex w16sdtdh w16sdtfl w16du wp14">
+<w:numbering xmlns:wpc="http://schemas.microsoft.com/office/word/2010/wordprocessingCanvas" xmlns:cx="http://schemas.microsoft.com/office/drawing/2014/chartex" xmlns:cx1="http://schemas.microsoft.com/office/drawing/2015/9/8/chartex" xmlns:cx2="http://schemas.microsoft.com/office/drawing/2015/10/21/chartex" xmlns:cx3="http://schemas.microsoft.com/office/drawing/2016/5/9/chartex" xmlns:cx4="http://schemas.microsoft.com/office/drawing/2016/5/10/chartex" xmlns:cx5="http://schemas.microsoft.com/office/drawing/2016/5/11/chartex" xmlns:cx6="http://schemas.microsoft.com/office/drawing/2016/5/12/chartex" xmlns:cx7="http://schemas.microsoft.com/office/drawing/2016/5/13/chartex" xmlns:cx8="http://schemas.microsoft.com/office/drawing/2016/5/14/chartex" xmlns:mc="http://schemas.openxmlformats.org/markup-compatibility/2006" xmlns:aink="http://schemas.microsoft.com/office/drawing/2016/ink" xmlns:am3d="http://schemas.microsoft.com/office/drawing/2017/model3d" xmlns:o="urn:schemas-microsoft-com:office:office" xmlns:oel="http://schemas.microsoft.com/office/2019/extlst" xmlns:r="http://schemas.openxmlformats.org/officeDocument/2006/relationships" xmlns:m="http://schemas.openxmlformats.org/officeDocument/2006/math" xmlns:v="urn:schemas-microsoft-com:vml" xmlns:wp14="http://schemas.microsoft.com/office/word/2010/wordprocessingDrawing" xmlns:wp="http://schemas.openxmlformats.org/drawingml/2006/wordprocessingDrawing" xmlns:w10="urn:schemas-microsoft-com:office:word" xmlns:w="http://schemas.openxmlformats.org/wordprocessingml/2006/main" xmlns:w14="http://schemas.microsoft.com/office/word/2010/wordml" xmlns:w15="http://schemas.microsoft.com/office/word/2012/wordml" xmlns:w16cex="http://schemas.microsoft.com/office/word/2018/wordml/cex" xmlns:w16cid="http://schemas.microsoft.com/office/word/2016/wordml/cid" xmlns:w16="http://schemas.microsoft.com/office/word/2018/wordml" xmlns:w16du="http://schemas.microsoft.com/office/word/2023/wordml/word16du" xmlns:w16sdtdh="http://schemas.microsoft.com/office/word/2020/wordml/sdtdatahash" xmlns:w16sdtfl="http://schemas.microsoft.com/office/word/2024/wordml/sdtformatlock" xmlns:w16se="http://schemas.microsoft.com/office/word/2015/wordml/symex" xmlns:wpg="http://schemas.microsoft.com/office/word/2010/wordprocessingGroup" xmlns:wpi="http://schemas.microsoft.com/office/word/2010/wordprocessingInk" xmlns:wne="http://schemas.microsoft.com/office/word/2006/wordml" xmlns:wps="http://schemas.microsoft.com/office/word/2010/wordprocessingShape" mc:Ignorable="w14 w15 w16se w16cid w16 w16cex w16sdtdh w16sdtfl w16du wp14">
   <w:abstractNum w:abstractNumId="0" w15:restartNumberingAfterBreak="0">
     <w:nsid w:val="05397B09"/>
     <w:multiLevelType w:val="multilevel"/>
@@ -1998,6 +1995,7 @@
   <w:style w:type="character" w:default="1" w:styleId="DefaultParagraphFont">
     <w:name w:val="Default Paragraph Font"/>
     <w:uiPriority w:val="1"/>
+    <w:semiHidden/>
     <w:unhideWhenUsed/>
   </w:style>
   <w:style w:type="table" w:default="1" w:styleId="TableNormal">
